--- a/inventario/plantilla_acta.docx
+++ b/inventario/plantilla_acta.docx
@@ -1,6 +1,6 @@
 
 <file path=word/document.xml><?xml version="1.0" encoding="utf-8"?>
-<w:document xmlns:wpc="http://schemas.microsoft.com/office/word/2010/wordprocessingCanvas" xmlns:cx="http://schemas.microsoft.com/office/drawing/2014/chartex" xmlns:cx1="http://schemas.microsoft.com/office/drawing/2015/9/8/chartex" xmlns:cx2="http://schemas.microsoft.com/office/drawing/2015/10/21/chartex" xmlns:cx3="http://schemas.microsoft.com/office/drawing/2016/5/9/chartex" xmlns:cx4="http://schemas.microsoft.com/office/drawing/2016/5/10/chartex" xmlns:cx5="http://schemas.microsoft.com/office/drawing/2016/5/11/chartex" xmlns:cx6="http://schemas.microsoft.com/office/drawing/2016/5/12/chartex" xmlns:cx7="http://schemas.microsoft.com/office/drawing/2016/5/13/chartex" xmlns:cx8="http://schemas.microsoft.com/office/drawing/2016/5/14/chartex" xmlns:mc="http://schemas.openxmlformats.org/markup-compatibility/2006" xmlns:aink="http://schemas.microsoft.com/office/drawing/2016/ink" xmlns:am3d="http://schemas.microsoft.com/office/drawing/2017/model3d" xmlns:o="urn:schemas-microsoft-com:office:office" xmlns:oel="http://schemas.microsoft.com/office/2019/extlst" xmlns:r="http://schemas.openxmlformats.org/officeDocument/2006/relationships" xmlns:m="http://schemas.openxmlformats.org/officeDocument/2006/math" xmlns:v="urn:schemas-microsoft-com:vml" xmlns:wp14="http://schemas.microsoft.com/office/word/2010/wordprocessingDrawing" xmlns:wp="http://schemas.openxmlformats.org/drawingml/2006/wordprocessingDrawing" xmlns:w10="urn:schemas-microsoft-com:office:word" xmlns:w="http://schemas.openxmlformats.org/wordprocessingml/2006/main" xmlns:w14="http://schemas.microsoft.com/office/word/2010/wordml" xmlns:w15="http://schemas.microsoft.com/office/word/2012/wordml" xmlns:w16cex="http://schemas.microsoft.com/office/word/2018/wordml/cex" xmlns:w16cid="http://schemas.microsoft.com/office/word/2016/wordml/cid" xmlns:w16="http://schemas.microsoft.com/office/word/2018/wordml" xmlns:w16du="http://schemas.microsoft.com/office/word/2023/wordml/word16du" xmlns:w16sdtdh="http://schemas.microsoft.com/office/word/2020/wordml/sdtdatahash" xmlns:w16sdtfl="http://schemas.microsoft.com/office/word/2024/wordml/sdtformatlock" xmlns:w16se="http://schemas.microsoft.com/office/word/2015/wordml/symex" xmlns:wpg="http://schemas.microsoft.com/office/word/2010/wordprocessingGroup" xmlns:wpi="http://schemas.microsoft.com/office/word/2010/wordprocessingInk" xmlns:wne="http://schemas.microsoft.com/office/word/2006/wordml" xmlns:wps="http://schemas.microsoft.com/office/word/2010/wordprocessingShape" mc:Ignorable="w14 w15 w16se w16cid w16 w16cex w16sdtdh w16sdtfl w16du wp14">
+<w:document xmlns:wpc="http://schemas.microsoft.com/office/word/2010/wordprocessingCanvas" xmlns:cx="http://schemas.microsoft.com/office/drawing/2014/chartex" xmlns:cx1="http://schemas.microsoft.com/office/drawing/2015/9/8/chartex" xmlns:cx2="http://schemas.microsoft.com/office/drawing/2015/10/21/chartex" xmlns:cx3="http://schemas.microsoft.com/office/drawing/2016/5/9/chartex" xmlns:cx4="http://schemas.microsoft.com/office/drawing/2016/5/10/chartex" xmlns:cx5="http://schemas.microsoft.com/office/drawing/2016/5/11/chartex" xmlns:cx6="http://schemas.microsoft.com/office/drawing/2016/5/12/chartex" xmlns:cx7="http://schemas.microsoft.com/office/drawing/2016/5/13/chartex" xmlns:cx8="http://schemas.microsoft.com/office/drawing/2016/5/14/chartex" xmlns:mc="http://schemas.openxmlformats.org/markup-compatibility/2006" xmlns:aink="http://schemas.microsoft.com/office/drawing/2016/ink" xmlns:am3d="http://schemas.microsoft.com/office/drawing/2017/model3d" xmlns:o="urn:schemas-microsoft-com:office:office" xmlns:oel="http://schemas.microsoft.com/office/2019/extlst" xmlns:r="http://schemas.openxmlformats.org/officeDocument/2006/relationships" xmlns:m="http://schemas.openxmlformats.org/officeDocument/2006/math" xmlns:v="urn:schemas-microsoft-com:vml" xmlns:wp14="http://schemas.microsoft.com/office/word/2010/wordprocessingDrawing" xmlns:wp="http://schemas.openxmlformats.org/drawingml/2006/wordprocessingDrawing" xmlns:w10="urn:schemas-microsoft-com:office:word" xmlns:w="http://schemas.openxmlformats.org/wordprocessingml/2006/main" xmlns:w14="http://schemas.microsoft.com/office/word/2010/wordml" xmlns:w15="http://schemas.microsoft.com/office/word/2012/wordml" xmlns:w16cex="http://schemas.microsoft.com/office/word/2018/wordml/cex" xmlns:w16cid="http://schemas.microsoft.com/office/word/2016/wordml/cid" xmlns:w16="http://schemas.microsoft.com/office/word/2018/wordml" xmlns:w16sdtdh="http://schemas.microsoft.com/office/word/2020/wordml/sdtdatahash" xmlns:w16se="http://schemas.microsoft.com/office/word/2015/wordml/symex" xmlns:wpg="http://schemas.microsoft.com/office/word/2010/wordprocessingGroup" xmlns:wpi="http://schemas.microsoft.com/office/word/2010/wordprocessingInk" xmlns:wne="http://schemas.microsoft.com/office/word/2006/wordml" xmlns:wps="http://schemas.microsoft.com/office/word/2010/wordprocessingShape" mc:Ignorable="w14 w15 w16se w16cid w16 w16cex w16sdtdh wp14">
   <w:body>
     <w:p>
       <w:pPr>
@@ -45,7 +45,7 @@
     <w:tbl>
       <w:tblPr>
         <w:tblStyle w:val="Tablaconcuadrcula"/>
-        <w:tblW w:w="10632" w:type="dxa"/>
+        <w:tblW w:w="10742" w:type="dxa"/>
         <w:tblInd w:w="-824" w:type="dxa"/>
         <w:tblLook w:val="04A0" w:firstRow="1" w:lastRow="0" w:firstColumn="1" w:lastColumn="0" w:noHBand="0" w:noVBand="1"/>
       </w:tblPr>
@@ -53,7 +53,7 @@
         <w:gridCol w:w="2317"/>
         <w:gridCol w:w="3088"/>
         <w:gridCol w:w="1919"/>
-        <w:gridCol w:w="3308"/>
+        <w:gridCol w:w="3418"/>
       </w:tblGrid>
       <w:tr>
         <w:trPr>
@@ -61,7 +61,7 @@
         </w:trPr>
         <w:tc>
           <w:tcPr>
-            <w:tcW w:w="10632" w:type="dxa"/>
+            <w:tcW w:w="10742" w:type="dxa"/>
             <w:gridSpan w:val="4"/>
             <w:shd w:val="clear" w:color="auto" w:fill="D9E2F3" w:themeFill="accent1" w:themeFillTint="33"/>
             <w:vAlign w:val="center"/>
@@ -89,7 +89,7 @@
       <w:tr>
         <w:tc>
           <w:tcPr>
-            <w:tcW w:w="10632" w:type="dxa"/>
+            <w:tcW w:w="10742" w:type="dxa"/>
             <w:gridSpan w:val="4"/>
           </w:tcPr>
           <w:p>
@@ -181,7 +181,7 @@
         </w:tc>
         <w:tc>
           <w:tcPr>
-            <w:tcW w:w="3308" w:type="dxa"/>
+            <w:tcW w:w="3418" w:type="dxa"/>
           </w:tcPr>
           <w:p>
             <w:pPr>
@@ -204,13 +204,6 @@
                 <w:szCs w:val="22"/>
               </w:rPr>
               <w:t>departamento</w:t>
-            </w:r>
-            <w:r>
-              <w:rPr>
-                <w:sz w:val="22"/>
-                <w:szCs w:val="22"/>
-              </w:rPr>
-              <w:t xml:space="preserve"> </w:t>
             </w:r>
             <w:r>
               <w:rPr>
@@ -279,7 +272,7 @@
         </w:tc>
         <w:tc>
           <w:tcPr>
-            <w:tcW w:w="3308" w:type="dxa"/>
+            <w:tcW w:w="3418" w:type="dxa"/>
           </w:tcPr>
           <w:p>
             <w:pPr>
@@ -303,24 +296,24 @@
     <w:tbl>
       <w:tblPr>
         <w:tblStyle w:val="Tablaconcuadrcula"/>
-        <w:tblW w:w="10600" w:type="dxa"/>
+        <w:tblW w:w="10734" w:type="dxa"/>
         <w:tblInd w:w="-824" w:type="dxa"/>
         <w:tblLayout w:type="fixed"/>
         <w:tblLook w:val="04A0" w:firstRow="1" w:lastRow="0" w:firstColumn="1" w:lastColumn="0" w:noHBand="0" w:noVBand="1"/>
       </w:tblPr>
       <w:tblGrid>
-        <w:gridCol w:w="2662"/>
-        <w:gridCol w:w="3118"/>
-        <w:gridCol w:w="3118"/>
-        <w:gridCol w:w="1702"/>
+        <w:gridCol w:w="2695"/>
+        <w:gridCol w:w="3157"/>
+        <w:gridCol w:w="2297"/>
+        <w:gridCol w:w="2585"/>
       </w:tblGrid>
       <w:tr>
         <w:trPr>
-          <w:trHeight w:val="436"/>
+          <w:trHeight w:val="290"/>
         </w:trPr>
         <w:tc>
           <w:tcPr>
-            <w:tcW w:w="10600" w:type="dxa"/>
+            <w:tcW w:w="10734" w:type="dxa"/>
             <w:gridSpan w:val="4"/>
             <w:shd w:val="clear" w:color="auto" w:fill="D9E2F3" w:themeFill="accent1" w:themeFillTint="33"/>
             <w:vAlign w:val="center"/>
@@ -346,9 +339,12 @@
         </w:tc>
       </w:tr>
       <w:tr>
+        <w:trPr>
+          <w:trHeight w:val="159"/>
+        </w:trPr>
         <w:tc>
           <w:tcPr>
-            <w:tcW w:w="10600" w:type="dxa"/>
+            <w:tcW w:w="10734" w:type="dxa"/>
             <w:gridSpan w:val="4"/>
             <w:tcBorders>
               <w:bottom w:val="single" w:sz="4" w:space="0" w:color="auto"/>
@@ -366,11 +362,11 @@
       </w:tr>
       <w:tr>
         <w:trPr>
-          <w:trHeight w:val="305"/>
+          <w:trHeight w:val="203"/>
         </w:trPr>
         <w:tc>
           <w:tcPr>
-            <w:tcW w:w="2662" w:type="dxa"/>
+            <w:tcW w:w="2695" w:type="dxa"/>
             <w:shd w:val="clear" w:color="auto" w:fill="D9E2F3" w:themeFill="accent1" w:themeFillTint="33"/>
           </w:tcPr>
           <w:p>
@@ -393,7 +389,7 @@
         </w:tc>
         <w:tc>
           <w:tcPr>
-            <w:tcW w:w="3118" w:type="dxa"/>
+            <w:tcW w:w="3157" w:type="dxa"/>
             <w:shd w:val="clear" w:color="auto" w:fill="D9E2F3" w:themeFill="accent1" w:themeFillTint="33"/>
           </w:tcPr>
           <w:p>
@@ -415,7 +411,7 @@
         </w:tc>
         <w:tc>
           <w:tcPr>
-            <w:tcW w:w="3118" w:type="dxa"/>
+            <w:tcW w:w="2297" w:type="dxa"/>
             <w:shd w:val="clear" w:color="auto" w:fill="D9E2F3" w:themeFill="accent1" w:themeFillTint="33"/>
           </w:tcPr>
           <w:p>
@@ -438,7 +434,7 @@
         </w:tc>
         <w:tc>
           <w:tcPr>
-            <w:tcW w:w="1702" w:type="dxa"/>
+            <w:tcW w:w="2583" w:type="dxa"/>
             <w:shd w:val="clear" w:color="auto" w:fill="D9E2F3" w:themeFill="accent1" w:themeFillTint="33"/>
           </w:tcPr>
           <w:p>
@@ -462,11 +458,11 @@
       </w:tr>
       <w:tr>
         <w:trPr>
-          <w:trHeight w:val="323"/>
+          <w:trHeight w:val="215"/>
         </w:trPr>
         <w:tc>
           <w:tcPr>
-            <w:tcW w:w="2662" w:type="dxa"/>
+            <w:tcW w:w="2695" w:type="dxa"/>
             <w:tcBorders>
               <w:bottom w:val="single" w:sz="4" w:space="0" w:color="auto"/>
             </w:tcBorders>
@@ -494,7 +490,7 @@
         </w:tc>
         <w:tc>
           <w:tcPr>
-            <w:tcW w:w="3118" w:type="dxa"/>
+            <w:tcW w:w="3157" w:type="dxa"/>
             <w:tcBorders>
               <w:bottom w:val="single" w:sz="4" w:space="0" w:color="auto"/>
             </w:tcBorders>
@@ -519,7 +515,7 @@
         </w:tc>
         <w:tc>
           <w:tcPr>
-            <w:tcW w:w="3118" w:type="dxa"/>
+            <w:tcW w:w="2297" w:type="dxa"/>
             <w:tcBorders>
               <w:bottom w:val="single" w:sz="4" w:space="0" w:color="auto"/>
             </w:tcBorders>
@@ -554,7 +550,7 @@
         </w:tc>
         <w:tc>
           <w:tcPr>
-            <w:tcW w:w="1702" w:type="dxa"/>
+            <w:tcW w:w="2583" w:type="dxa"/>
             <w:tcBorders>
               <w:bottom w:val="single" w:sz="4" w:space="0" w:color="auto"/>
             </w:tcBorders>
@@ -570,6 +566,12 @@
               <w:rPr>
                 <w:szCs w:val="16"/>
               </w:rPr>
+              <w:t xml:space="preserve">             </w:t>
+            </w:r>
+            <w:r>
+              <w:rPr>
+                <w:szCs w:val="16"/>
+              </w:rPr>
               <w:t>{serial}</w:t>
             </w:r>
           </w:p>
@@ -577,11 +579,11 @@
       </w:tr>
       <w:tr>
         <w:trPr>
-          <w:trHeight w:val="838"/>
+          <w:trHeight w:val="558"/>
         </w:trPr>
         <w:tc>
           <w:tcPr>
-            <w:tcW w:w="2662" w:type="dxa"/>
+            <w:tcW w:w="2695" w:type="dxa"/>
             <w:tcBorders>
               <w:bottom w:val="single" w:sz="4" w:space="0" w:color="auto"/>
             </w:tcBorders>
@@ -591,22 +593,15 @@
           <w:p>
             <w:pPr>
               <w:ind w:left="0"/>
-              <w:jc w:val="center"/>
               <w:rPr>
                 <w:szCs w:val="22"/>
               </w:rPr>
             </w:pPr>
-            <w:r>
-              <w:rPr>
-                <w:szCs w:val="22"/>
-              </w:rPr>
-              <w:t>Estado del Equipo</w:t>
-            </w:r>
           </w:p>
         </w:tc>
         <w:tc>
           <w:tcPr>
-            <w:tcW w:w="3118" w:type="dxa"/>
+            <w:tcW w:w="3157" w:type="dxa"/>
             <w:tcBorders>
               <w:bottom w:val="single" w:sz="4" w:space="0" w:color="auto"/>
             </w:tcBorders>
@@ -615,8 +610,7 @@
           </w:tcPr>
           <w:p>
             <w:pPr>
-              <w:ind w:left="317"/>
-              <w:jc w:val="center"/>
+              <w:ind w:left="0"/>
               <w:rPr>
                 <w:szCs w:val="22"/>
               </w:rPr>
@@ -631,7 +625,7 @@
         </w:tc>
         <w:tc>
           <w:tcPr>
-            <w:tcW w:w="4820" w:type="dxa"/>
+            <w:tcW w:w="4881" w:type="dxa"/>
             <w:gridSpan w:val="2"/>
             <w:tcBorders>
               <w:bottom w:val="single" w:sz="4" w:space="0" w:color="auto"/>
@@ -642,7 +636,6 @@
           <w:p>
             <w:pPr>
               <w:ind w:left="0"/>
-              <w:jc w:val="center"/>
               <w:rPr>
                 <w:szCs w:val="22"/>
               </w:rPr>
@@ -658,11 +651,11 @@
       </w:tr>
       <w:tr>
         <w:trPr>
-          <w:trHeight w:val="318"/>
+          <w:trHeight w:val="211"/>
         </w:trPr>
         <w:tc>
           <w:tcPr>
-            <w:tcW w:w="2662" w:type="dxa"/>
+            <w:tcW w:w="2695" w:type="dxa"/>
             <w:tcBorders>
               <w:bottom w:val="single" w:sz="4" w:space="0" w:color="auto"/>
             </w:tcBorders>
@@ -679,7 +672,7 @@
         </w:tc>
         <w:tc>
           <w:tcPr>
-            <w:tcW w:w="3118" w:type="dxa"/>
+            <w:tcW w:w="3157" w:type="dxa"/>
             <w:tcBorders>
               <w:bottom w:val="single" w:sz="4" w:space="0" w:color="auto"/>
             </w:tcBorders>
@@ -696,6 +689,12 @@
               <w:rPr>
                 <w:szCs w:val="22"/>
               </w:rPr>
+              <w:t xml:space="preserve">        </w:t>
+            </w:r>
+            <w:r>
+              <w:rPr>
+                <w:szCs w:val="22"/>
+              </w:rPr>
               <w:t>{</w:t>
             </w:r>
             <w:proofErr w:type="spellStart"/>
@@ -716,7 +715,7 @@
         </w:tc>
         <w:tc>
           <w:tcPr>
-            <w:tcW w:w="4820" w:type="dxa"/>
+            <w:tcW w:w="4881" w:type="dxa"/>
             <w:gridSpan w:val="2"/>
             <w:tcBorders>
               <w:bottom w:val="single" w:sz="4" w:space="0" w:color="auto"/>
@@ -755,11 +754,11 @@
       </w:tr>
       <w:tr>
         <w:trPr>
-          <w:trHeight w:val="341"/>
+          <w:trHeight w:val="227"/>
         </w:trPr>
         <w:tc>
           <w:tcPr>
-            <w:tcW w:w="2662" w:type="dxa"/>
+            <w:tcW w:w="2695" w:type="dxa"/>
             <w:shd w:val="clear" w:color="auto" w:fill="D9E2F3" w:themeFill="accent1" w:themeFillTint="33"/>
             <w:vAlign w:val="center"/>
           </w:tcPr>
@@ -781,7 +780,7 @@
         </w:tc>
         <w:tc>
           <w:tcPr>
-            <w:tcW w:w="3118" w:type="dxa"/>
+            <w:tcW w:w="3157" w:type="dxa"/>
             <w:shd w:val="clear" w:color="auto" w:fill="D9E2F3" w:themeFill="accent1" w:themeFillTint="33"/>
             <w:vAlign w:val="center"/>
           </w:tcPr>
@@ -802,7 +801,7 @@
         </w:tc>
         <w:tc>
           <w:tcPr>
-            <w:tcW w:w="3118" w:type="dxa"/>
+            <w:tcW w:w="2297" w:type="dxa"/>
             <w:shd w:val="clear" w:color="auto" w:fill="D9E2F3" w:themeFill="accent1" w:themeFillTint="33"/>
             <w:vAlign w:val="center"/>
           </w:tcPr>
@@ -818,7 +817,7 @@
         </w:tc>
         <w:tc>
           <w:tcPr>
-            <w:tcW w:w="1702" w:type="dxa"/>
+            <w:tcW w:w="2583" w:type="dxa"/>
             <w:shd w:val="clear" w:color="auto" w:fill="D9E2F3" w:themeFill="accent1" w:themeFillTint="33"/>
             <w:vAlign w:val="center"/>
           </w:tcPr>
@@ -841,11 +840,11 @@
       </w:tr>
       <w:tr>
         <w:trPr>
-          <w:trHeight w:val="361"/>
+          <w:trHeight w:val="240"/>
         </w:trPr>
         <w:tc>
           <w:tcPr>
-            <w:tcW w:w="2662" w:type="dxa"/>
+            <w:tcW w:w="2695" w:type="dxa"/>
           </w:tcPr>
           <w:p>
             <w:pPr>
@@ -879,7 +878,7 @@
         </w:tc>
         <w:tc>
           <w:tcPr>
-            <w:tcW w:w="3118" w:type="dxa"/>
+            <w:tcW w:w="3157" w:type="dxa"/>
           </w:tcPr>
           <w:p>
             <w:pPr>
@@ -913,7 +912,7 @@
         </w:tc>
         <w:tc>
           <w:tcPr>
-            <w:tcW w:w="3118" w:type="dxa"/>
+            <w:tcW w:w="2297" w:type="dxa"/>
           </w:tcPr>
           <w:p>
             <w:pPr>
@@ -928,7 +927,7 @@
         </w:tc>
         <w:tc>
           <w:tcPr>
-            <w:tcW w:w="1702" w:type="dxa"/>
+            <w:tcW w:w="2583" w:type="dxa"/>
           </w:tcPr>
           <w:p>
             <w:pPr>
@@ -955,14 +954,14 @@
     <w:tbl>
       <w:tblPr>
         <w:tblStyle w:val="Tablaconcuadrcula"/>
-        <w:tblW w:w="10654" w:type="dxa"/>
+        <w:tblW w:w="10742" w:type="dxa"/>
         <w:tblInd w:w="-824" w:type="dxa"/>
         <w:tblLook w:val="04A0" w:firstRow="1" w:lastRow="0" w:firstColumn="1" w:lastColumn="0" w:noHBand="0" w:noVBand="1"/>
       </w:tblPr>
       <w:tblGrid>
         <w:gridCol w:w="3927"/>
         <w:gridCol w:w="3271"/>
-        <w:gridCol w:w="3456"/>
+        <w:gridCol w:w="3544"/>
       </w:tblGrid>
       <w:tr>
         <w:trPr>
@@ -970,7 +969,7 @@
         </w:trPr>
         <w:tc>
           <w:tcPr>
-            <w:tcW w:w="10654" w:type="dxa"/>
+            <w:tcW w:w="10742" w:type="dxa"/>
             <w:gridSpan w:val="3"/>
             <w:shd w:val="clear" w:color="auto" w:fill="D9E2F3" w:themeFill="accent1" w:themeFillTint="33"/>
             <w:vAlign w:val="center"/>
@@ -1001,7 +1000,7 @@
         </w:trPr>
         <w:tc>
           <w:tcPr>
-            <w:tcW w:w="10654" w:type="dxa"/>
+            <w:tcW w:w="10742" w:type="dxa"/>
             <w:gridSpan w:val="3"/>
           </w:tcPr>
           <w:p>
@@ -1012,6 +1011,77 @@
                 <w:szCs w:val="22"/>
               </w:rPr>
             </w:pPr>
+          </w:p>
+          <w:p>
+            <w:pPr>
+              <w:pStyle w:val="Prrafodelista"/>
+              <w:ind w:left="360"/>
+              <w:rPr>
+                <w:szCs w:val="22"/>
+              </w:rPr>
+            </w:pPr>
+            <w:r>
+              <w:rPr>
+                <w:szCs w:val="22"/>
+              </w:rPr>
+              <w:t xml:space="preserve">Se Hace entrega de equipo </w:t>
+            </w:r>
+            <w:r>
+              <w:rPr>
+                <w:szCs w:val="22"/>
+              </w:rPr>
+              <w:t>{tipo}</w:t>
+            </w:r>
+            <w:r>
+              <w:rPr>
+                <w:szCs w:val="22"/>
+              </w:rPr>
+              <w:t xml:space="preserve"> , </w:t>
+            </w:r>
+            <w:r>
+              <w:rPr>
+                <w:szCs w:val="22"/>
+              </w:rPr>
+              <w:t>{</w:t>
+            </w:r>
+            <w:proofErr w:type="spellStart"/>
+            <w:r>
+              <w:rPr>
+                <w:szCs w:val="22"/>
+              </w:rPr>
+              <w:t>nombre_pc</w:t>
+            </w:r>
+            <w:proofErr w:type="spellEnd"/>
+            <w:r>
+              <w:rPr>
+                <w:szCs w:val="22"/>
+              </w:rPr>
+              <w:t>}</w:t>
+            </w:r>
+            <w:r>
+              <w:rPr>
+                <w:szCs w:val="22"/>
+              </w:rPr>
+              <w:t xml:space="preserve"> para uso Laboral en la sede </w:t>
+            </w:r>
+            <w:r>
+              <w:rPr>
+                <w:szCs w:val="22"/>
+              </w:rPr>
+              <w:t>{</w:t>
+            </w:r>
+            <w:r>
+              <w:rPr>
+                <w:szCs w:val="22"/>
+              </w:rPr>
+              <w:t>sede</w:t>
+            </w:r>
+            <w:r>
+              <w:rPr>
+                <w:szCs w:val="22"/>
+              </w:rPr>
+              <w:t>}</w:t>
+            </w:r>
           </w:p>
         </w:tc>
       </w:tr>
@@ -1072,7 +1142,7 @@
         </w:tc>
         <w:tc>
           <w:tcPr>
-            <w:tcW w:w="3456" w:type="dxa"/>
+            <w:tcW w:w="3544" w:type="dxa"/>
             <w:shd w:val="clear" w:color="auto" w:fill="D9E2F3" w:themeFill="accent1" w:themeFillTint="33"/>
           </w:tcPr>
           <w:p>
@@ -1117,7 +1187,19 @@
               <w:rPr>
                 <w:szCs w:val="22"/>
               </w:rPr>
-              <w:t xml:space="preserve">           </w:t>
+              <w:t xml:space="preserve">         </w:t>
+            </w:r>
+            <w:r>
+              <w:rPr>
+                <w:szCs w:val="22"/>
+              </w:rPr>
+              <w:t xml:space="preserve">          </w:t>
+            </w:r>
+            <w:r>
+              <w:rPr>
+                <w:szCs w:val="22"/>
+              </w:rPr>
+              <w:t xml:space="preserve">  </w:t>
             </w:r>
             <w:r>
               <w:rPr>
@@ -1152,7 +1234,7 @@
         </w:tc>
         <w:tc>
           <w:tcPr>
-            <w:tcW w:w="3456" w:type="dxa"/>
+            <w:tcW w:w="3544" w:type="dxa"/>
             <w:shd w:val="clear" w:color="auto" w:fill="D9E2F3" w:themeFill="accent1" w:themeFillTint="33"/>
             <w:vAlign w:val="center"/>
           </w:tcPr>
@@ -1220,7 +1302,7 @@
         </w:tc>
         <w:tc>
           <w:tcPr>
-            <w:tcW w:w="3456" w:type="dxa"/>
+            <w:tcW w:w="3544" w:type="dxa"/>
             <w:shd w:val="clear" w:color="auto" w:fill="D9E2F3" w:themeFill="accent1" w:themeFillTint="33"/>
             <w:vAlign w:val="center"/>
           </w:tcPr>
@@ -1328,7 +1410,7 @@
         </w:tc>
         <w:tc>
           <w:tcPr>
-            <w:tcW w:w="3456" w:type="dxa"/>
+            <w:tcW w:w="3544" w:type="dxa"/>
             <w:shd w:val="clear" w:color="auto" w:fill="D9E2F3" w:themeFill="accent1" w:themeFillTint="33"/>
             <w:vAlign w:val="center"/>
           </w:tcPr>
@@ -1514,6 +1596,7 @@
                 <w:sz w:val="22"/>
                 <w:szCs w:val="22"/>
               </w:rPr>
+              <w:lastRenderedPageBreak/>
               <w:t>SUGERENCIAS Y RECOMENDACIONES</w:t>
             </w:r>
           </w:p>
@@ -1897,7 +1980,7 @@
 </file>
 
 <file path=word/endnotes.xml><?xml version="1.0" encoding="utf-8"?>
-<w:endnotes xmlns:wpc="http://schemas.microsoft.com/office/word/2010/wordprocessingCanvas" xmlns:cx="http://schemas.microsoft.com/office/drawing/2014/chartex" xmlns:cx1="http://schemas.microsoft.com/office/drawing/2015/9/8/chartex" xmlns:cx2="http://schemas.microsoft.com/office/drawing/2015/10/21/chartex" xmlns:cx3="http://schemas.microsoft.com/office/drawing/2016/5/9/chartex" xmlns:cx4="http://schemas.microsoft.com/office/drawing/2016/5/10/chartex" xmlns:cx5="http://schemas.microsoft.com/office/drawing/2016/5/11/chartex" xmlns:cx6="http://schemas.microsoft.com/office/drawing/2016/5/12/chartex" xmlns:cx7="http://schemas.microsoft.com/office/drawing/2016/5/13/chartex" xmlns:cx8="http://schemas.microsoft.com/office/drawing/2016/5/14/chartex" xmlns:mc="http://schemas.openxmlformats.org/markup-compatibility/2006" xmlns:aink="http://schemas.microsoft.com/office/drawing/2016/ink" xmlns:am3d="http://schemas.microsoft.com/office/drawing/2017/model3d" xmlns:o="urn:schemas-microsoft-com:office:office" xmlns:oel="http://schemas.microsoft.com/office/2019/extlst" xmlns:r="http://schemas.openxmlformats.org/officeDocument/2006/relationships" xmlns:m="http://schemas.openxmlformats.org/officeDocument/2006/math" xmlns:v="urn:schemas-microsoft-com:vml" xmlns:wp14="http://schemas.microsoft.com/office/word/2010/wordprocessingDrawing" xmlns:wp="http://schemas.openxmlformats.org/drawingml/2006/wordprocessingDrawing" xmlns:w10="urn:schemas-microsoft-com:office:word" xmlns:w="http://schemas.openxmlformats.org/wordprocessingml/2006/main" xmlns:w14="http://schemas.microsoft.com/office/word/2010/wordml" xmlns:w15="http://schemas.microsoft.com/office/word/2012/wordml" xmlns:w16cex="http://schemas.microsoft.com/office/word/2018/wordml/cex" xmlns:w16cid="http://schemas.microsoft.com/office/word/2016/wordml/cid" xmlns:w16="http://schemas.microsoft.com/office/word/2018/wordml" xmlns:w16du="http://schemas.microsoft.com/office/word/2023/wordml/word16du" xmlns:w16sdtdh="http://schemas.microsoft.com/office/word/2020/wordml/sdtdatahash" xmlns:w16sdtfl="http://schemas.microsoft.com/office/word/2024/wordml/sdtformatlock" xmlns:w16se="http://schemas.microsoft.com/office/word/2015/wordml/symex" xmlns:wpg="http://schemas.microsoft.com/office/word/2010/wordprocessingGroup" xmlns:wpi="http://schemas.microsoft.com/office/word/2010/wordprocessingInk" xmlns:wne="http://schemas.microsoft.com/office/word/2006/wordml" xmlns:wps="http://schemas.microsoft.com/office/word/2010/wordprocessingShape" mc:Ignorable="w14 w15 w16se w16cid w16 w16cex w16sdtdh w16sdtfl w16du wp14">
+<w:endnotes xmlns:wpc="http://schemas.microsoft.com/office/word/2010/wordprocessingCanvas" xmlns:cx="http://schemas.microsoft.com/office/drawing/2014/chartex" xmlns:cx1="http://schemas.microsoft.com/office/drawing/2015/9/8/chartex" xmlns:cx2="http://schemas.microsoft.com/office/drawing/2015/10/21/chartex" xmlns:cx3="http://schemas.microsoft.com/office/drawing/2016/5/9/chartex" xmlns:cx4="http://schemas.microsoft.com/office/drawing/2016/5/10/chartex" xmlns:cx5="http://schemas.microsoft.com/office/drawing/2016/5/11/chartex" xmlns:cx6="http://schemas.microsoft.com/office/drawing/2016/5/12/chartex" xmlns:cx7="http://schemas.microsoft.com/office/drawing/2016/5/13/chartex" xmlns:cx8="http://schemas.microsoft.com/office/drawing/2016/5/14/chartex" xmlns:mc="http://schemas.openxmlformats.org/markup-compatibility/2006" xmlns:aink="http://schemas.microsoft.com/office/drawing/2016/ink" xmlns:am3d="http://schemas.microsoft.com/office/drawing/2017/model3d" xmlns:o="urn:schemas-microsoft-com:office:office" xmlns:oel="http://schemas.microsoft.com/office/2019/extlst" xmlns:r="http://schemas.openxmlformats.org/officeDocument/2006/relationships" xmlns:m="http://schemas.openxmlformats.org/officeDocument/2006/math" xmlns:v="urn:schemas-microsoft-com:vml" xmlns:wp14="http://schemas.microsoft.com/office/word/2010/wordprocessingDrawing" xmlns:wp="http://schemas.openxmlformats.org/drawingml/2006/wordprocessingDrawing" xmlns:w10="urn:schemas-microsoft-com:office:word" xmlns:w="http://schemas.openxmlformats.org/wordprocessingml/2006/main" xmlns:w14="http://schemas.microsoft.com/office/word/2010/wordml" xmlns:w15="http://schemas.microsoft.com/office/word/2012/wordml" xmlns:w16cex="http://schemas.microsoft.com/office/word/2018/wordml/cex" xmlns:w16cid="http://schemas.microsoft.com/office/word/2016/wordml/cid" xmlns:w16="http://schemas.microsoft.com/office/word/2018/wordml" xmlns:w16sdtdh="http://schemas.microsoft.com/office/word/2020/wordml/sdtdatahash" xmlns:w16se="http://schemas.microsoft.com/office/word/2015/wordml/symex" xmlns:wpg="http://schemas.microsoft.com/office/word/2010/wordprocessingGroup" xmlns:wpi="http://schemas.microsoft.com/office/word/2010/wordprocessingInk" xmlns:wne="http://schemas.microsoft.com/office/word/2006/wordml" xmlns:wps="http://schemas.microsoft.com/office/word/2010/wordprocessingShape" mc:Ignorable="w14 w15 w16se w16cid w16 w16cex w16sdtdh wp14">
   <w:endnote w:type="separator" w:id="-1">
     <w:p>
       <w:r>
@@ -1916,7 +1999,7 @@
 </file>
 
 <file path=word/footnotes.xml><?xml version="1.0" encoding="utf-8"?>
-<w:footnotes xmlns:wpc="http://schemas.microsoft.com/office/word/2010/wordprocessingCanvas" xmlns:cx="http://schemas.microsoft.com/office/drawing/2014/chartex" xmlns:cx1="http://schemas.microsoft.com/office/drawing/2015/9/8/chartex" xmlns:cx2="http://schemas.microsoft.com/office/drawing/2015/10/21/chartex" xmlns:cx3="http://schemas.microsoft.com/office/drawing/2016/5/9/chartex" xmlns:cx4="http://schemas.microsoft.com/office/drawing/2016/5/10/chartex" xmlns:cx5="http://schemas.microsoft.com/office/drawing/2016/5/11/chartex" xmlns:cx6="http://schemas.microsoft.com/office/drawing/2016/5/12/chartex" xmlns:cx7="http://schemas.microsoft.com/office/drawing/2016/5/13/chartex" xmlns:cx8="http://schemas.microsoft.com/office/drawing/2016/5/14/chartex" xmlns:mc="http://schemas.openxmlformats.org/markup-compatibility/2006" xmlns:aink="http://schemas.microsoft.com/office/drawing/2016/ink" xmlns:am3d="http://schemas.microsoft.com/office/drawing/2017/model3d" xmlns:o="urn:schemas-microsoft-com:office:office" xmlns:oel="http://schemas.microsoft.com/office/2019/extlst" xmlns:r="http://schemas.openxmlformats.org/officeDocument/2006/relationships" xmlns:m="http://schemas.openxmlformats.org/officeDocument/2006/math" xmlns:v="urn:schemas-microsoft-com:vml" xmlns:wp14="http://schemas.microsoft.com/office/word/2010/wordprocessingDrawing" xmlns:wp="http://schemas.openxmlformats.org/drawingml/2006/wordprocessingDrawing" xmlns:w10="urn:schemas-microsoft-com:office:word" xmlns:w="http://schemas.openxmlformats.org/wordprocessingml/2006/main" xmlns:w14="http://schemas.microsoft.com/office/word/2010/wordml" xmlns:w15="http://schemas.microsoft.com/office/word/2012/wordml" xmlns:w16cex="http://schemas.microsoft.com/office/word/2018/wordml/cex" xmlns:w16cid="http://schemas.microsoft.com/office/word/2016/wordml/cid" xmlns:w16="http://schemas.microsoft.com/office/word/2018/wordml" xmlns:w16du="http://schemas.microsoft.com/office/word/2023/wordml/word16du" xmlns:w16sdtdh="http://schemas.microsoft.com/office/word/2020/wordml/sdtdatahash" xmlns:w16sdtfl="http://schemas.microsoft.com/office/word/2024/wordml/sdtformatlock" xmlns:w16se="http://schemas.microsoft.com/office/word/2015/wordml/symex" xmlns:wpg="http://schemas.microsoft.com/office/word/2010/wordprocessingGroup" xmlns:wpi="http://schemas.microsoft.com/office/word/2010/wordprocessingInk" xmlns:wne="http://schemas.microsoft.com/office/word/2006/wordml" xmlns:wps="http://schemas.microsoft.com/office/word/2010/wordprocessingShape" mc:Ignorable="w14 w15 w16se w16cid w16 w16cex w16sdtdh w16sdtfl w16du wp14">
+<w:footnotes xmlns:wpc="http://schemas.microsoft.com/office/word/2010/wordprocessingCanvas" xmlns:cx="http://schemas.microsoft.com/office/drawing/2014/chartex" xmlns:cx1="http://schemas.microsoft.com/office/drawing/2015/9/8/chartex" xmlns:cx2="http://schemas.microsoft.com/office/drawing/2015/10/21/chartex" xmlns:cx3="http://schemas.microsoft.com/office/drawing/2016/5/9/chartex" xmlns:cx4="http://schemas.microsoft.com/office/drawing/2016/5/10/chartex" xmlns:cx5="http://schemas.microsoft.com/office/drawing/2016/5/11/chartex" xmlns:cx6="http://schemas.microsoft.com/office/drawing/2016/5/12/chartex" xmlns:cx7="http://schemas.microsoft.com/office/drawing/2016/5/13/chartex" xmlns:cx8="http://schemas.microsoft.com/office/drawing/2016/5/14/chartex" xmlns:mc="http://schemas.openxmlformats.org/markup-compatibility/2006" xmlns:aink="http://schemas.microsoft.com/office/drawing/2016/ink" xmlns:am3d="http://schemas.microsoft.com/office/drawing/2017/model3d" xmlns:o="urn:schemas-microsoft-com:office:office" xmlns:oel="http://schemas.microsoft.com/office/2019/extlst" xmlns:r="http://schemas.openxmlformats.org/officeDocument/2006/relationships" xmlns:m="http://schemas.openxmlformats.org/officeDocument/2006/math" xmlns:v="urn:schemas-microsoft-com:vml" xmlns:wp14="http://schemas.microsoft.com/office/word/2010/wordprocessingDrawing" xmlns:wp="http://schemas.openxmlformats.org/drawingml/2006/wordprocessingDrawing" xmlns:w10="urn:schemas-microsoft-com:office:word" xmlns:w="http://schemas.openxmlformats.org/wordprocessingml/2006/main" xmlns:w14="http://schemas.microsoft.com/office/word/2010/wordml" xmlns:w15="http://schemas.microsoft.com/office/word/2012/wordml" xmlns:w16cex="http://schemas.microsoft.com/office/word/2018/wordml/cex" xmlns:w16cid="http://schemas.microsoft.com/office/word/2016/wordml/cid" xmlns:w16="http://schemas.microsoft.com/office/word/2018/wordml" xmlns:w16sdtdh="http://schemas.microsoft.com/office/word/2020/wordml/sdtdatahash" xmlns:w16se="http://schemas.microsoft.com/office/word/2015/wordml/symex" xmlns:wpg="http://schemas.microsoft.com/office/word/2010/wordprocessingGroup" xmlns:wpi="http://schemas.microsoft.com/office/word/2010/wordprocessingInk" xmlns:wne="http://schemas.microsoft.com/office/word/2006/wordml" xmlns:wps="http://schemas.microsoft.com/office/word/2010/wordprocessingShape" mc:Ignorable="w14 w15 w16se w16cid w16 w16cex w16sdtdh wp14">
   <w:footnote w:type="separator" w:id="-1">
     <w:p>
       <w:r>
@@ -1935,7 +2018,7 @@
 </file>
 
 <file path=word/header1.xml><?xml version="1.0" encoding="utf-8"?>
-<w:hdr xmlns:wpc="http://schemas.microsoft.com/office/word/2010/wordprocessingCanvas" xmlns:cx="http://schemas.microsoft.com/office/drawing/2014/chartex" xmlns:cx1="http://schemas.microsoft.com/office/drawing/2015/9/8/chartex" xmlns:cx2="http://schemas.microsoft.com/office/drawing/2015/10/21/chartex" xmlns:cx3="http://schemas.microsoft.com/office/drawing/2016/5/9/chartex" xmlns:cx4="http://schemas.microsoft.com/office/drawing/2016/5/10/chartex" xmlns:cx5="http://schemas.microsoft.com/office/drawing/2016/5/11/chartex" xmlns:cx6="http://schemas.microsoft.com/office/drawing/2016/5/12/chartex" xmlns:cx7="http://schemas.microsoft.com/office/drawing/2016/5/13/chartex" xmlns:cx8="http://schemas.microsoft.com/office/drawing/2016/5/14/chartex" xmlns:mc="http://schemas.openxmlformats.org/markup-compatibility/2006" xmlns:aink="http://schemas.microsoft.com/office/drawing/2016/ink" xmlns:am3d="http://schemas.microsoft.com/office/drawing/2017/model3d" xmlns:o="urn:schemas-microsoft-com:office:office" xmlns:oel="http://schemas.microsoft.com/office/2019/extlst" xmlns:r="http://schemas.openxmlformats.org/officeDocument/2006/relationships" xmlns:m="http://schemas.openxmlformats.org/officeDocument/2006/math" xmlns:v="urn:schemas-microsoft-com:vml" xmlns:wp14="http://schemas.microsoft.com/office/word/2010/wordprocessingDrawing" xmlns:wp="http://schemas.openxmlformats.org/drawingml/2006/wordprocessingDrawing" xmlns:w10="urn:schemas-microsoft-com:office:word" xmlns:w="http://schemas.openxmlformats.org/wordprocessingml/2006/main" xmlns:w14="http://schemas.microsoft.com/office/word/2010/wordml" xmlns:w15="http://schemas.microsoft.com/office/word/2012/wordml" xmlns:w16cex="http://schemas.microsoft.com/office/word/2018/wordml/cex" xmlns:w16cid="http://schemas.microsoft.com/office/word/2016/wordml/cid" xmlns:w16="http://schemas.microsoft.com/office/word/2018/wordml" xmlns:w16du="http://schemas.microsoft.com/office/word/2023/wordml/word16du" xmlns:w16sdtdh="http://schemas.microsoft.com/office/word/2020/wordml/sdtdatahash" xmlns:w16sdtfl="http://schemas.microsoft.com/office/word/2024/wordml/sdtformatlock" xmlns:w16se="http://schemas.microsoft.com/office/word/2015/wordml/symex" xmlns:wpg="http://schemas.microsoft.com/office/word/2010/wordprocessingGroup" xmlns:wpi="http://schemas.microsoft.com/office/word/2010/wordprocessingInk" xmlns:wne="http://schemas.microsoft.com/office/word/2006/wordml" xmlns:wps="http://schemas.microsoft.com/office/word/2010/wordprocessingShape" mc:Ignorable="w14 w15 w16se w16cid w16 w16cex w16sdtdh w16sdtfl w16du wp14">
+<w:hdr xmlns:wpc="http://schemas.microsoft.com/office/word/2010/wordprocessingCanvas" xmlns:cx="http://schemas.microsoft.com/office/drawing/2014/chartex" xmlns:cx1="http://schemas.microsoft.com/office/drawing/2015/9/8/chartex" xmlns:cx2="http://schemas.microsoft.com/office/drawing/2015/10/21/chartex" xmlns:cx3="http://schemas.microsoft.com/office/drawing/2016/5/9/chartex" xmlns:cx4="http://schemas.microsoft.com/office/drawing/2016/5/10/chartex" xmlns:cx5="http://schemas.microsoft.com/office/drawing/2016/5/11/chartex" xmlns:cx6="http://schemas.microsoft.com/office/drawing/2016/5/12/chartex" xmlns:cx7="http://schemas.microsoft.com/office/drawing/2016/5/13/chartex" xmlns:cx8="http://schemas.microsoft.com/office/drawing/2016/5/14/chartex" xmlns:mc="http://schemas.openxmlformats.org/markup-compatibility/2006" xmlns:aink="http://schemas.microsoft.com/office/drawing/2016/ink" xmlns:am3d="http://schemas.microsoft.com/office/drawing/2017/model3d" xmlns:o="urn:schemas-microsoft-com:office:office" xmlns:oel="http://schemas.microsoft.com/office/2019/extlst" xmlns:r="http://schemas.openxmlformats.org/officeDocument/2006/relationships" xmlns:m="http://schemas.openxmlformats.org/officeDocument/2006/math" xmlns:v="urn:schemas-microsoft-com:vml" xmlns:wp14="http://schemas.microsoft.com/office/word/2010/wordprocessingDrawing" xmlns:wp="http://schemas.openxmlformats.org/drawingml/2006/wordprocessingDrawing" xmlns:w10="urn:schemas-microsoft-com:office:word" xmlns:w="http://schemas.openxmlformats.org/wordprocessingml/2006/main" xmlns:w14="http://schemas.microsoft.com/office/word/2010/wordml" xmlns:w15="http://schemas.microsoft.com/office/word/2012/wordml" xmlns:w16cex="http://schemas.microsoft.com/office/word/2018/wordml/cex" xmlns:w16cid="http://schemas.microsoft.com/office/word/2016/wordml/cid" xmlns:w16="http://schemas.microsoft.com/office/word/2018/wordml" xmlns:w16sdtdh="http://schemas.microsoft.com/office/word/2020/wordml/sdtdatahash" xmlns:w16se="http://schemas.microsoft.com/office/word/2015/wordml/symex" xmlns:wpg="http://schemas.microsoft.com/office/word/2010/wordprocessingGroup" xmlns:wpi="http://schemas.microsoft.com/office/word/2010/wordprocessingInk" xmlns:wne="http://schemas.microsoft.com/office/word/2006/wordml" xmlns:wps="http://schemas.microsoft.com/office/word/2010/wordprocessingShape" mc:Ignorable="w14 w15 w16se w16cid w16 w16cex w16sdtdh wp14">
   <w:p>
     <w:pPr>
       <w:pStyle w:val="Encabezado"/>
@@ -1975,7 +2058,7 @@
 </file>
 
 <file path=word/header2.xml><?xml version="1.0" encoding="utf-8"?>
-<w:hdr xmlns:wpc="http://schemas.microsoft.com/office/word/2010/wordprocessingCanvas" xmlns:cx="http://schemas.microsoft.com/office/drawing/2014/chartex" xmlns:cx1="http://schemas.microsoft.com/office/drawing/2015/9/8/chartex" xmlns:cx2="http://schemas.microsoft.com/office/drawing/2015/10/21/chartex" xmlns:cx3="http://schemas.microsoft.com/office/drawing/2016/5/9/chartex" xmlns:cx4="http://schemas.microsoft.com/office/drawing/2016/5/10/chartex" xmlns:cx5="http://schemas.microsoft.com/office/drawing/2016/5/11/chartex" xmlns:cx6="http://schemas.microsoft.com/office/drawing/2016/5/12/chartex" xmlns:cx7="http://schemas.microsoft.com/office/drawing/2016/5/13/chartex" xmlns:cx8="http://schemas.microsoft.com/office/drawing/2016/5/14/chartex" xmlns:mc="http://schemas.openxmlformats.org/markup-compatibility/2006" xmlns:aink="http://schemas.microsoft.com/office/drawing/2016/ink" xmlns:am3d="http://schemas.microsoft.com/office/drawing/2017/model3d" xmlns:o="urn:schemas-microsoft-com:office:office" xmlns:oel="http://schemas.microsoft.com/office/2019/extlst" xmlns:r="http://schemas.openxmlformats.org/officeDocument/2006/relationships" xmlns:m="http://schemas.openxmlformats.org/officeDocument/2006/math" xmlns:v="urn:schemas-microsoft-com:vml" xmlns:wp14="http://schemas.microsoft.com/office/word/2010/wordprocessingDrawing" xmlns:wp="http://schemas.openxmlformats.org/drawingml/2006/wordprocessingDrawing" xmlns:w10="urn:schemas-microsoft-com:office:word" xmlns:w="http://schemas.openxmlformats.org/wordprocessingml/2006/main" xmlns:w14="http://schemas.microsoft.com/office/word/2010/wordml" xmlns:w15="http://schemas.microsoft.com/office/word/2012/wordml" xmlns:w16cex="http://schemas.microsoft.com/office/word/2018/wordml/cex" xmlns:w16cid="http://schemas.microsoft.com/office/word/2016/wordml/cid" xmlns:w16="http://schemas.microsoft.com/office/word/2018/wordml" xmlns:w16du="http://schemas.microsoft.com/office/word/2023/wordml/word16du" xmlns:w16sdtdh="http://schemas.microsoft.com/office/word/2020/wordml/sdtdatahash" xmlns:w16sdtfl="http://schemas.microsoft.com/office/word/2024/wordml/sdtformatlock" xmlns:w16se="http://schemas.microsoft.com/office/word/2015/wordml/symex" xmlns:wpg="http://schemas.microsoft.com/office/word/2010/wordprocessingGroup" xmlns:wpi="http://schemas.microsoft.com/office/word/2010/wordprocessingInk" xmlns:wne="http://schemas.microsoft.com/office/word/2006/wordml" xmlns:wps="http://schemas.microsoft.com/office/word/2010/wordprocessingShape" mc:Ignorable="w14 w15 w16se w16cid w16 w16cex w16sdtdh w16sdtfl w16du wp14">
+<w:hdr xmlns:wpc="http://schemas.microsoft.com/office/word/2010/wordprocessingCanvas" xmlns:cx="http://schemas.microsoft.com/office/drawing/2014/chartex" xmlns:cx1="http://schemas.microsoft.com/office/drawing/2015/9/8/chartex" xmlns:cx2="http://schemas.microsoft.com/office/drawing/2015/10/21/chartex" xmlns:cx3="http://schemas.microsoft.com/office/drawing/2016/5/9/chartex" xmlns:cx4="http://schemas.microsoft.com/office/drawing/2016/5/10/chartex" xmlns:cx5="http://schemas.microsoft.com/office/drawing/2016/5/11/chartex" xmlns:cx6="http://schemas.microsoft.com/office/drawing/2016/5/12/chartex" xmlns:cx7="http://schemas.microsoft.com/office/drawing/2016/5/13/chartex" xmlns:cx8="http://schemas.microsoft.com/office/drawing/2016/5/14/chartex" xmlns:mc="http://schemas.openxmlformats.org/markup-compatibility/2006" xmlns:aink="http://schemas.microsoft.com/office/drawing/2016/ink" xmlns:am3d="http://schemas.microsoft.com/office/drawing/2017/model3d" xmlns:o="urn:schemas-microsoft-com:office:office" xmlns:oel="http://schemas.microsoft.com/office/2019/extlst" xmlns:r="http://schemas.openxmlformats.org/officeDocument/2006/relationships" xmlns:m="http://schemas.openxmlformats.org/officeDocument/2006/math" xmlns:v="urn:schemas-microsoft-com:vml" xmlns:wp14="http://schemas.microsoft.com/office/word/2010/wordprocessingDrawing" xmlns:wp="http://schemas.openxmlformats.org/drawingml/2006/wordprocessingDrawing" xmlns:w10="urn:schemas-microsoft-com:office:word" xmlns:w="http://schemas.openxmlformats.org/wordprocessingml/2006/main" xmlns:w14="http://schemas.microsoft.com/office/word/2010/wordml" xmlns:w15="http://schemas.microsoft.com/office/word/2012/wordml" xmlns:w16cex="http://schemas.microsoft.com/office/word/2018/wordml/cex" xmlns:w16cid="http://schemas.microsoft.com/office/word/2016/wordml/cid" xmlns:w16="http://schemas.microsoft.com/office/word/2018/wordml" xmlns:w16sdtdh="http://schemas.microsoft.com/office/word/2020/wordml/sdtdatahash" xmlns:w16se="http://schemas.microsoft.com/office/word/2015/wordml/symex" xmlns:wpg="http://schemas.microsoft.com/office/word/2010/wordprocessingGroup" xmlns:wpi="http://schemas.microsoft.com/office/word/2010/wordprocessingInk" xmlns:wne="http://schemas.microsoft.com/office/word/2006/wordml" xmlns:wps="http://schemas.microsoft.com/office/word/2010/wordprocessingShape" mc:Ignorable="w14 w15 w16se w16cid w16 w16cex w16sdtdh wp14">
   <w:p>
     <w:pPr>
       <w:pStyle w:val="Encabezado"/>
@@ -2155,7 +2238,7 @@
 </file>
 
 <file path=word/header3.xml><?xml version="1.0" encoding="utf-8"?>
-<w:hdr xmlns:wpc="http://schemas.microsoft.com/office/word/2010/wordprocessingCanvas" xmlns:cx="http://schemas.microsoft.com/office/drawing/2014/chartex" xmlns:cx1="http://schemas.microsoft.com/office/drawing/2015/9/8/chartex" xmlns:cx2="http://schemas.microsoft.com/office/drawing/2015/10/21/chartex" xmlns:cx3="http://schemas.microsoft.com/office/drawing/2016/5/9/chartex" xmlns:cx4="http://schemas.microsoft.com/office/drawing/2016/5/10/chartex" xmlns:cx5="http://schemas.microsoft.com/office/drawing/2016/5/11/chartex" xmlns:cx6="http://schemas.microsoft.com/office/drawing/2016/5/12/chartex" xmlns:cx7="http://schemas.microsoft.com/office/drawing/2016/5/13/chartex" xmlns:cx8="http://schemas.microsoft.com/office/drawing/2016/5/14/chartex" xmlns:mc="http://schemas.openxmlformats.org/markup-compatibility/2006" xmlns:aink="http://schemas.microsoft.com/office/drawing/2016/ink" xmlns:am3d="http://schemas.microsoft.com/office/drawing/2017/model3d" xmlns:o="urn:schemas-microsoft-com:office:office" xmlns:oel="http://schemas.microsoft.com/office/2019/extlst" xmlns:r="http://schemas.openxmlformats.org/officeDocument/2006/relationships" xmlns:m="http://schemas.openxmlformats.org/officeDocument/2006/math" xmlns:v="urn:schemas-microsoft-com:vml" xmlns:wp14="http://schemas.microsoft.com/office/word/2010/wordprocessingDrawing" xmlns:wp="http://schemas.openxmlformats.org/drawingml/2006/wordprocessingDrawing" xmlns:w10="urn:schemas-microsoft-com:office:word" xmlns:w="http://schemas.openxmlformats.org/wordprocessingml/2006/main" xmlns:w14="http://schemas.microsoft.com/office/word/2010/wordml" xmlns:w15="http://schemas.microsoft.com/office/word/2012/wordml" xmlns:w16cex="http://schemas.microsoft.com/office/word/2018/wordml/cex" xmlns:w16cid="http://schemas.microsoft.com/office/word/2016/wordml/cid" xmlns:w16="http://schemas.microsoft.com/office/word/2018/wordml" xmlns:w16du="http://schemas.microsoft.com/office/word/2023/wordml/word16du" xmlns:w16sdtdh="http://schemas.microsoft.com/office/word/2020/wordml/sdtdatahash" xmlns:w16sdtfl="http://schemas.microsoft.com/office/word/2024/wordml/sdtformatlock" xmlns:w16se="http://schemas.microsoft.com/office/word/2015/wordml/symex" xmlns:wpg="http://schemas.microsoft.com/office/word/2010/wordprocessingGroup" xmlns:wpi="http://schemas.microsoft.com/office/word/2010/wordprocessingInk" xmlns:wne="http://schemas.microsoft.com/office/word/2006/wordml" xmlns:wps="http://schemas.microsoft.com/office/word/2010/wordprocessingShape" mc:Ignorable="w14 w15 w16se w16cid w16 w16cex w16sdtdh w16sdtfl w16du wp14">
+<w:hdr xmlns:wpc="http://schemas.microsoft.com/office/word/2010/wordprocessingCanvas" xmlns:cx="http://schemas.microsoft.com/office/drawing/2014/chartex" xmlns:cx1="http://schemas.microsoft.com/office/drawing/2015/9/8/chartex" xmlns:cx2="http://schemas.microsoft.com/office/drawing/2015/10/21/chartex" xmlns:cx3="http://schemas.microsoft.com/office/drawing/2016/5/9/chartex" xmlns:cx4="http://schemas.microsoft.com/office/drawing/2016/5/10/chartex" xmlns:cx5="http://schemas.microsoft.com/office/drawing/2016/5/11/chartex" xmlns:cx6="http://schemas.microsoft.com/office/drawing/2016/5/12/chartex" xmlns:cx7="http://schemas.microsoft.com/office/drawing/2016/5/13/chartex" xmlns:cx8="http://schemas.microsoft.com/office/drawing/2016/5/14/chartex" xmlns:mc="http://schemas.openxmlformats.org/markup-compatibility/2006" xmlns:aink="http://schemas.microsoft.com/office/drawing/2016/ink" xmlns:am3d="http://schemas.microsoft.com/office/drawing/2017/model3d" xmlns:o="urn:schemas-microsoft-com:office:office" xmlns:oel="http://schemas.microsoft.com/office/2019/extlst" xmlns:r="http://schemas.openxmlformats.org/officeDocument/2006/relationships" xmlns:m="http://schemas.openxmlformats.org/officeDocument/2006/math" xmlns:v="urn:schemas-microsoft-com:vml" xmlns:wp14="http://schemas.microsoft.com/office/word/2010/wordprocessingDrawing" xmlns:wp="http://schemas.openxmlformats.org/drawingml/2006/wordprocessingDrawing" xmlns:w10="urn:schemas-microsoft-com:office:word" xmlns:w="http://schemas.openxmlformats.org/wordprocessingml/2006/main" xmlns:w14="http://schemas.microsoft.com/office/word/2010/wordml" xmlns:w15="http://schemas.microsoft.com/office/word/2012/wordml" xmlns:w16cex="http://schemas.microsoft.com/office/word/2018/wordml/cex" xmlns:w16cid="http://schemas.microsoft.com/office/word/2016/wordml/cid" xmlns:w16="http://schemas.microsoft.com/office/word/2018/wordml" xmlns:w16sdtdh="http://schemas.microsoft.com/office/word/2020/wordml/sdtdatahash" xmlns:w16se="http://schemas.microsoft.com/office/word/2015/wordml/symex" xmlns:wpg="http://schemas.microsoft.com/office/word/2010/wordprocessingGroup" xmlns:wpi="http://schemas.microsoft.com/office/word/2010/wordprocessingInk" xmlns:wne="http://schemas.microsoft.com/office/word/2006/wordml" xmlns:wps="http://schemas.microsoft.com/office/word/2010/wordprocessingShape" mc:Ignorable="w14 w15 w16se w16cid w16 w16cex w16sdtdh wp14">
   <w:p>
     <w:pPr>
       <w:pStyle w:val="Encabezado"/>
@@ -2195,7 +2278,7 @@
 </file>
 
 <file path=word/numbering.xml><?xml version="1.0" encoding="utf-8"?>
-<w:numbering xmlns:wpc="http://schemas.microsoft.com/office/word/2010/wordprocessingCanvas" xmlns:cx="http://schemas.microsoft.com/office/drawing/2014/chartex" xmlns:cx1="http://schemas.microsoft.com/office/drawing/2015/9/8/chartex" xmlns:cx2="http://schemas.microsoft.com/office/drawing/2015/10/21/chartex" xmlns:cx3="http://schemas.microsoft.com/office/drawing/2016/5/9/chartex" xmlns:cx4="http://schemas.microsoft.com/office/drawing/2016/5/10/chartex" xmlns:cx5="http://schemas.microsoft.com/office/drawing/2016/5/11/chartex" xmlns:cx6="http://schemas.microsoft.com/office/drawing/2016/5/12/chartex" xmlns:cx7="http://schemas.microsoft.com/office/drawing/2016/5/13/chartex" xmlns:cx8="http://schemas.microsoft.com/office/drawing/2016/5/14/chartex" xmlns:mc="http://schemas.openxmlformats.org/markup-compatibility/2006" xmlns:aink="http://schemas.microsoft.com/office/drawing/2016/ink" xmlns:am3d="http://schemas.microsoft.com/office/drawing/2017/model3d" xmlns:o="urn:schemas-microsoft-com:office:office" xmlns:oel="http://schemas.microsoft.com/office/2019/extlst" xmlns:r="http://schemas.openxmlformats.org/officeDocument/2006/relationships" xmlns:m="http://schemas.openxmlformats.org/officeDocument/2006/math" xmlns:v="urn:schemas-microsoft-com:vml" xmlns:wp14="http://schemas.microsoft.com/office/word/2010/wordprocessingDrawing" xmlns:wp="http://schemas.openxmlformats.org/drawingml/2006/wordprocessingDrawing" xmlns:w10="urn:schemas-microsoft-com:office:word" xmlns:w="http://schemas.openxmlformats.org/wordprocessingml/2006/main" xmlns:w14="http://schemas.microsoft.com/office/word/2010/wordml" xmlns:w15="http://schemas.microsoft.com/office/word/2012/wordml" xmlns:w16cex="http://schemas.microsoft.com/office/word/2018/wordml/cex" xmlns:w16cid="http://schemas.microsoft.com/office/word/2016/wordml/cid" xmlns:w16="http://schemas.microsoft.com/office/word/2018/wordml" xmlns:w16du="http://schemas.microsoft.com/office/word/2023/wordml/word16du" xmlns:w16sdtdh="http://schemas.microsoft.com/office/word/2020/wordml/sdtdatahash" xmlns:w16sdtfl="http://schemas.microsoft.com/office/word/2024/wordml/sdtformatlock" xmlns:w16se="http://schemas.microsoft.com/office/word/2015/wordml/symex" xmlns:wpg="http://schemas.microsoft.com/office/word/2010/wordprocessingGroup" xmlns:wpi="http://schemas.microsoft.com/office/word/2010/wordprocessingInk" xmlns:wne="http://schemas.microsoft.com/office/word/2006/wordml" xmlns:wps="http://schemas.microsoft.com/office/word/2010/wordprocessingShape" mc:Ignorable="w14 w15 w16se w16cid w16 w16cex w16sdtdh w16sdtfl w16du wp14">
+<w:numbering xmlns:wpc="http://schemas.microsoft.com/office/word/2010/wordprocessingCanvas" xmlns:cx="http://schemas.microsoft.com/office/drawing/2014/chartex" xmlns:cx1="http://schemas.microsoft.com/office/drawing/2015/9/8/chartex" xmlns:cx2="http://schemas.microsoft.com/office/drawing/2015/10/21/chartex" xmlns:cx3="http://schemas.microsoft.com/office/drawing/2016/5/9/chartex" xmlns:cx4="http://schemas.microsoft.com/office/drawing/2016/5/10/chartex" xmlns:cx5="http://schemas.microsoft.com/office/drawing/2016/5/11/chartex" xmlns:cx6="http://schemas.microsoft.com/office/drawing/2016/5/12/chartex" xmlns:cx7="http://schemas.microsoft.com/office/drawing/2016/5/13/chartex" xmlns:cx8="http://schemas.microsoft.com/office/drawing/2016/5/14/chartex" xmlns:mc="http://schemas.openxmlformats.org/markup-compatibility/2006" xmlns:aink="http://schemas.microsoft.com/office/drawing/2016/ink" xmlns:am3d="http://schemas.microsoft.com/office/drawing/2017/model3d" xmlns:o="urn:schemas-microsoft-com:office:office" xmlns:oel="http://schemas.microsoft.com/office/2019/extlst" xmlns:r="http://schemas.openxmlformats.org/officeDocument/2006/relationships" xmlns:m="http://schemas.openxmlformats.org/officeDocument/2006/math" xmlns:v="urn:schemas-microsoft-com:vml" xmlns:wp14="http://schemas.microsoft.com/office/word/2010/wordprocessingDrawing" xmlns:wp="http://schemas.openxmlformats.org/drawingml/2006/wordprocessingDrawing" xmlns:w10="urn:schemas-microsoft-com:office:word" xmlns:w="http://schemas.openxmlformats.org/wordprocessingml/2006/main" xmlns:w14="http://schemas.microsoft.com/office/word/2010/wordml" xmlns:w15="http://schemas.microsoft.com/office/word/2012/wordml" xmlns:w16cex="http://schemas.microsoft.com/office/word/2018/wordml/cex" xmlns:w16cid="http://schemas.microsoft.com/office/word/2016/wordml/cid" xmlns:w16="http://schemas.microsoft.com/office/word/2018/wordml" xmlns:w16sdtdh="http://schemas.microsoft.com/office/word/2020/wordml/sdtdatahash" xmlns:w16se="http://schemas.microsoft.com/office/word/2015/wordml/symex" xmlns:wpg="http://schemas.microsoft.com/office/word/2010/wordprocessingGroup" xmlns:wpi="http://schemas.microsoft.com/office/word/2010/wordprocessingInk" xmlns:wne="http://schemas.microsoft.com/office/word/2006/wordml" xmlns:wps="http://schemas.microsoft.com/office/word/2010/wordprocessingShape" mc:Ignorable="w14 w15 w16se w16cid w16 w16cex w16sdtdh wp14">
   <w:abstractNum w:abstractNumId="0" w15:restartNumberingAfterBreak="0">
     <w:nsid w:val="027E5070"/>
     <w:multiLevelType w:val="hybridMultilevel"/>
@@ -5293,7 +5376,7 @@
 </file>
 
 <file path=word/styles.xml><?xml version="1.0" encoding="utf-8"?>
-<w:styles xmlns:mc="http://schemas.openxmlformats.org/markup-compatibility/2006" xmlns:r="http://schemas.openxmlformats.org/officeDocument/2006/relationships" xmlns:w="http://schemas.openxmlformats.org/wordprocessingml/2006/main" xmlns:w14="http://schemas.microsoft.com/office/word/2010/wordml" xmlns:w15="http://schemas.microsoft.com/office/word/2012/wordml" xmlns:w16cex="http://schemas.microsoft.com/office/word/2018/wordml/cex" xmlns:w16cid="http://schemas.microsoft.com/office/word/2016/wordml/cid" xmlns:w16="http://schemas.microsoft.com/office/word/2018/wordml" xmlns:w16du="http://schemas.microsoft.com/office/word/2023/wordml/word16du" xmlns:w16sdtdh="http://schemas.microsoft.com/office/word/2020/wordml/sdtdatahash" xmlns:w16sdtfl="http://schemas.microsoft.com/office/word/2024/wordml/sdtformatlock" xmlns:w16se="http://schemas.microsoft.com/office/word/2015/wordml/symex" mc:Ignorable="w14 w15 w16se w16cid w16 w16cex w16sdtdh w16sdtfl w16du">
+<w:styles xmlns:mc="http://schemas.openxmlformats.org/markup-compatibility/2006" xmlns:r="http://schemas.openxmlformats.org/officeDocument/2006/relationships" xmlns:w="http://schemas.openxmlformats.org/wordprocessingml/2006/main" xmlns:w14="http://schemas.microsoft.com/office/word/2010/wordml" xmlns:w15="http://schemas.microsoft.com/office/word/2012/wordml" xmlns:w16cex="http://schemas.microsoft.com/office/word/2018/wordml/cex" xmlns:w16cid="http://schemas.microsoft.com/office/word/2016/wordml/cid" xmlns:w16="http://schemas.microsoft.com/office/word/2018/wordml" xmlns:w16sdtdh="http://schemas.microsoft.com/office/word/2020/wordml/sdtdatahash" xmlns:w16se="http://schemas.microsoft.com/office/word/2015/wordml/symex" mc:Ignorable="w14 w15 w16se w16cid w16 w16cex w16sdtdh">
   <w:docDefaults>
     <w:rPrDefault>
       <w:rPr>

--- a/inventario/plantilla_acta.docx
+++ b/inventario/plantilla_acta.docx
@@ -232,6 +232,13 @@
                 <w:szCs w:val="22"/>
               </w:rPr>
             </w:pPr>
+            <w:r>
+              <w:rPr>
+                <w:sz w:val="22"/>
+                <w:szCs w:val="22"/>
+              </w:rPr>
+              <w:t>Sede</w:t>
+            </w:r>
           </w:p>
         </w:tc>
         <w:tc>
@@ -246,6 +253,24 @@
                 <w:szCs w:val="22"/>
               </w:rPr>
             </w:pPr>
+            <w:r>
+              <w:rPr>
+                <w:szCs w:val="22"/>
+              </w:rPr>
+              <w:t>{</w:t>
+            </w:r>
+            <w:r>
+              <w:rPr>
+                <w:szCs w:val="22"/>
+              </w:rPr>
+              <w:t>sede</w:t>
+            </w:r>
+            <w:r>
+              <w:rPr>
+                <w:szCs w:val="22"/>
+              </w:rPr>
+              <w:t>}</w:t>
+            </w:r>
           </w:p>
         </w:tc>
         <w:tc>
@@ -261,13 +286,6 @@
                 <w:szCs w:val="22"/>
               </w:rPr>
             </w:pPr>
-            <w:r>
-              <w:rPr>
-                <w:sz w:val="22"/>
-                <w:szCs w:val="22"/>
-              </w:rPr>
-              <w:t>Teléfono</w:t>
-            </w:r>
           </w:p>
         </w:tc>
         <w:tc>
@@ -478,7 +496,7 @@
               <w:rPr>
                 <w:szCs w:val="22"/>
               </w:rPr>
-              <w:t xml:space="preserve">                   </w:t>
+              <w:t xml:space="preserve">          </w:t>
             </w:r>
             <w:r>
               <w:rPr>
@@ -498,12 +516,18 @@
           <w:p>
             <w:pPr>
               <w:ind w:left="0" w:right="0"/>
-              <w:jc w:val="center"/>
               <w:rPr>
                 <w:sz w:val="22"/>
                 <w:szCs w:val="22"/>
               </w:rPr>
             </w:pPr>
+            <w:r>
+              <w:rPr>
+                <w:sz w:val="22"/>
+                <w:szCs w:val="22"/>
+              </w:rPr>
+              <w:t xml:space="preserve">     </w:t>
+            </w:r>
             <w:r>
               <w:rPr>
                 <w:sz w:val="22"/>
@@ -530,14 +554,6 @@
                 <w:lang w:val="es-VE"/>
               </w:rPr>
             </w:pPr>
-            <w:r>
-              <w:rPr>
-                <w:rFonts w:ascii="Helvetica" w:eastAsia="Times New Roman" w:hAnsi="Helvetica" w:cs="Helvetica"/>
-                <w:sz w:val="18"/>
-                <w:szCs w:val="18"/>
-              </w:rPr>
-              <w:t xml:space="preserve">                 </w:t>
-            </w:r>
             <w:r>
               <w:rPr>
                 <w:rFonts w:ascii="Helvetica" w:eastAsia="Times New Roman" w:hAnsi="Helvetica" w:cs="Helvetica"/>
@@ -1030,13 +1046,27 @@
               <w:rPr>
                 <w:szCs w:val="22"/>
               </w:rPr>
-              <w:t>{tipo}</w:t>
-            </w:r>
-            <w:r>
-              <w:rPr>
-                <w:szCs w:val="22"/>
-              </w:rPr>
-              <w:t xml:space="preserve"> , </w:t>
+              <w:t>{tipo</w:t>
+            </w:r>
+            <w:proofErr w:type="gramStart"/>
+            <w:r>
+              <w:rPr>
+                <w:szCs w:val="22"/>
+              </w:rPr>
+              <w:t>}</w:t>
+            </w:r>
+            <w:r>
+              <w:rPr>
+                <w:szCs w:val="22"/>
+              </w:rPr>
+              <w:t xml:space="preserve"> ,</w:t>
+            </w:r>
+            <w:proofErr w:type="gramEnd"/>
+            <w:r>
+              <w:rPr>
+                <w:szCs w:val="22"/>
+              </w:rPr>
+              <w:t xml:space="preserve"> </w:t>
             </w:r>
             <w:r>
               <w:rPr>

--- a/inventario/plantilla_acta.docx
+++ b/inventario/plantilla_acta.docx
@@ -122,6 +122,15 @@
                 <w:szCs w:val="22"/>
               </w:rPr>
             </w:pPr>
+          </w:p>
+          <w:p>
+            <w:pPr>
+              <w:ind w:left="0"/>
+              <w:rPr>
+                <w:sz w:val="22"/>
+                <w:szCs w:val="22"/>
+              </w:rPr>
+            </w:pPr>
             <w:r>
               <w:rPr>
                 <w:sz w:val="22"/>
@@ -142,12 +151,28 @@
                 <w:szCs w:val="22"/>
               </w:rPr>
             </w:pPr>
+          </w:p>
+          <w:p>
+            <w:pPr>
+              <w:ind w:left="0" w:right="0"/>
+              <w:rPr>
+                <w:szCs w:val="22"/>
+              </w:rPr>
+            </w:pPr>
             <w:r>
               <w:rPr>
                 <w:szCs w:val="22"/>
               </w:rPr>
               <w:t>{usuario}</w:t>
             </w:r>
+          </w:p>
+          <w:p>
+            <w:pPr>
+              <w:ind w:left="0" w:right="0"/>
+              <w:rPr>
+                <w:szCs w:val="22"/>
+              </w:rPr>
+            </w:pPr>
           </w:p>
         </w:tc>
         <w:tc>
@@ -163,6 +188,15 @@
                 <w:szCs w:val="22"/>
               </w:rPr>
             </w:pPr>
+          </w:p>
+          <w:p>
+            <w:pPr>
+              <w:ind w:left="0"/>
+              <w:rPr>
+                <w:sz w:val="22"/>
+                <w:szCs w:val="22"/>
+              </w:rPr>
+            </w:pPr>
             <w:r>
               <w:rPr>
                 <w:sz w:val="22"/>
@@ -183,6 +217,15 @@
           <w:tcPr>
             <w:tcW w:w="3418" w:type="dxa"/>
           </w:tcPr>
+          <w:p>
+            <w:pPr>
+              <w:ind w:left="0" w:right="0"/>
+              <w:rPr>
+                <w:sz w:val="22"/>
+                <w:szCs w:val="22"/>
+              </w:rPr>
+            </w:pPr>
+          </w:p>
           <w:p>
             <w:pPr>
               <w:ind w:left="0" w:right="0"/>
@@ -232,6 +275,15 @@
                 <w:szCs w:val="22"/>
               </w:rPr>
             </w:pPr>
+          </w:p>
+          <w:p>
+            <w:pPr>
+              <w:ind w:left="0"/>
+              <w:rPr>
+                <w:sz w:val="22"/>
+                <w:szCs w:val="22"/>
+              </w:rPr>
+            </w:pPr>
             <w:r>
               <w:rPr>
                 <w:sz w:val="22"/>
@@ -249,28 +301,44 @@
             <w:pPr>
               <w:ind w:left="0" w:right="0"/>
               <w:rPr>
+                <w:szCs w:val="22"/>
+              </w:rPr>
+            </w:pPr>
+          </w:p>
+          <w:p>
+            <w:pPr>
+              <w:ind w:left="0" w:right="0"/>
+              <w:rPr>
+                <w:szCs w:val="22"/>
+              </w:rPr>
+            </w:pPr>
+            <w:r>
+              <w:rPr>
+                <w:szCs w:val="22"/>
+              </w:rPr>
+              <w:t>{</w:t>
+            </w:r>
+            <w:r>
+              <w:rPr>
+                <w:szCs w:val="22"/>
+              </w:rPr>
+              <w:t>sede</w:t>
+            </w:r>
+            <w:r>
+              <w:rPr>
+                <w:szCs w:val="22"/>
+              </w:rPr>
+              <w:t>}</w:t>
+            </w:r>
+          </w:p>
+          <w:p>
+            <w:pPr>
+              <w:ind w:left="0" w:right="0"/>
+              <w:rPr>
                 <w:sz w:val="22"/>
                 <w:szCs w:val="22"/>
               </w:rPr>
             </w:pPr>
-            <w:r>
-              <w:rPr>
-                <w:szCs w:val="22"/>
-              </w:rPr>
-              <w:t>{</w:t>
-            </w:r>
-            <w:r>
-              <w:rPr>
-                <w:szCs w:val="22"/>
-              </w:rPr>
-              <w:t>sede</w:t>
-            </w:r>
-            <w:r>
-              <w:rPr>
-                <w:szCs w:val="22"/>
-              </w:rPr>
-              <w:t>}</w:t>
-            </w:r>
           </w:p>
         </w:tc>
         <w:tc>
@@ -496,7 +564,21 @@
               <w:rPr>
                 <w:szCs w:val="22"/>
               </w:rPr>
-              <w:t xml:space="preserve">          </w:t>
+              <w:t xml:space="preserve">        </w:t>
+            </w:r>
+          </w:p>
+          <w:p>
+            <w:pPr>
+              <w:ind w:left="0"/>
+              <w:rPr>
+                <w:szCs w:val="22"/>
+              </w:rPr>
+            </w:pPr>
+            <w:r>
+              <w:rPr>
+                <w:szCs w:val="22"/>
+              </w:rPr>
+              <w:t xml:space="preserve">  </w:t>
             </w:r>
             <w:r>
               <w:rPr>
@@ -504,6 +586,14 @@
               </w:rPr>
               <w:t>{tipo}</w:t>
             </w:r>
+          </w:p>
+          <w:p>
+            <w:pPr>
+              <w:ind w:left="0"/>
+              <w:rPr>
+                <w:szCs w:val="22"/>
+              </w:rPr>
+            </w:pPr>
           </w:p>
         </w:tc>
         <w:tc>
@@ -526,7 +616,23 @@
                 <w:sz w:val="22"/>
                 <w:szCs w:val="22"/>
               </w:rPr>
-              <w:t xml:space="preserve">     </w:t>
+              <w:t xml:space="preserve">    </w:t>
+            </w:r>
+          </w:p>
+          <w:p>
+            <w:pPr>
+              <w:ind w:left="0" w:right="0"/>
+              <w:rPr>
+                <w:sz w:val="22"/>
+                <w:szCs w:val="22"/>
+              </w:rPr>
+            </w:pPr>
+            <w:r>
+              <w:rPr>
+                <w:sz w:val="22"/>
+                <w:szCs w:val="22"/>
+              </w:rPr>
+              <w:t xml:space="preserve"> </w:t>
             </w:r>
             <w:r>
               <w:rPr>
@@ -551,6 +657,16 @@
                 <w:rFonts w:ascii="Helvetica" w:eastAsia="Times New Roman" w:hAnsi="Helvetica" w:cs="Helvetica"/>
                 <w:sz w:val="18"/>
                 <w:szCs w:val="18"/>
+              </w:rPr>
+            </w:pPr>
+          </w:p>
+          <w:p>
+            <w:pPr>
+              <w:ind w:left="0" w:right="0"/>
+              <w:rPr>
+                <w:rFonts w:ascii="Helvetica" w:eastAsia="Times New Roman" w:hAnsi="Helvetica" w:cs="Helvetica"/>
+                <w:sz w:val="18"/>
+                <w:szCs w:val="18"/>
                 <w:lang w:val="es-VE"/>
               </w:rPr>
             </w:pPr>
@@ -582,7 +698,21 @@
               <w:rPr>
                 <w:szCs w:val="16"/>
               </w:rPr>
-              <w:t xml:space="preserve">             </w:t>
+              <w:t xml:space="preserve"> </w:t>
+            </w:r>
+          </w:p>
+          <w:p>
+            <w:pPr>
+              <w:ind w:left="0"/>
+              <w:rPr>
+                <w:szCs w:val="16"/>
+              </w:rPr>
+            </w:pPr>
+            <w:r>
+              <w:rPr>
+                <w:szCs w:val="16"/>
+              </w:rPr>
+              <w:t xml:space="preserve">     </w:t>
             </w:r>
             <w:r>
               <w:rPr>
@@ -705,7 +835,21 @@
               <w:rPr>
                 <w:szCs w:val="22"/>
               </w:rPr>
-              <w:t xml:space="preserve">        </w:t>
+              <w:t xml:space="preserve">    </w:t>
+            </w:r>
+          </w:p>
+          <w:p>
+            <w:pPr>
+              <w:ind w:left="0"/>
+              <w:rPr>
+                <w:szCs w:val="22"/>
+              </w:rPr>
+            </w:pPr>
+            <w:r>
+              <w:rPr>
+                <w:szCs w:val="22"/>
+              </w:rPr>
+              <w:t xml:space="preserve">    </w:t>
             </w:r>
             <w:r>
               <w:rPr>
@@ -727,6 +871,14 @@
               </w:rPr>
               <w:t>}</w:t>
             </w:r>
+          </w:p>
+          <w:p>
+            <w:pPr>
+              <w:ind w:left="0"/>
+              <w:rPr>
+                <w:szCs w:val="22"/>
+              </w:rPr>
+            </w:pPr>
           </w:p>
         </w:tc>
         <w:tc>
@@ -845,12 +997,6 @@
                 <w:szCs w:val="22"/>
               </w:rPr>
             </w:pPr>
-            <w:r>
-              <w:rPr>
-                <w:szCs w:val="22"/>
-              </w:rPr>
-              <w:t>Cargador</w:t>
-            </w:r>
           </w:p>
         </w:tc>
       </w:tr>
@@ -867,35 +1013,59 @@
               <w:ind w:left="0"/>
               <w:rPr>
                 <w:szCs w:val="22"/>
+              </w:rPr>
+            </w:pPr>
+          </w:p>
+          <w:p>
+            <w:pPr>
+              <w:ind w:left="0"/>
+              <w:rPr>
+                <w:szCs w:val="22"/>
+              </w:rPr>
+            </w:pPr>
+            <w:r>
+              <w:rPr>
+                <w:szCs w:val="22"/>
+              </w:rPr>
+              <w:t>{</w:t>
+            </w:r>
+            <w:proofErr w:type="spellStart"/>
+            <w:r>
+              <w:rPr>
+                <w:szCs w:val="22"/>
+              </w:rPr>
+              <w:t>cpu</w:t>
+            </w:r>
+            <w:proofErr w:type="spellEnd"/>
+            <w:r>
+              <w:rPr>
+                <w:szCs w:val="22"/>
+              </w:rPr>
+              <w:t>}</w:t>
+            </w:r>
+          </w:p>
+          <w:p>
+            <w:pPr>
+              <w:ind w:left="0"/>
+              <w:rPr>
+                <w:szCs w:val="22"/>
                 <w:lang w:val="en-US"/>
               </w:rPr>
             </w:pPr>
-            <w:r>
-              <w:rPr>
-                <w:szCs w:val="22"/>
-              </w:rPr>
-              <w:t>{</w:t>
-            </w:r>
-            <w:proofErr w:type="spellStart"/>
-            <w:r>
-              <w:rPr>
-                <w:szCs w:val="22"/>
-              </w:rPr>
-              <w:t>cpu</w:t>
-            </w:r>
-            <w:proofErr w:type="spellEnd"/>
-            <w:r>
-              <w:rPr>
-                <w:szCs w:val="22"/>
-              </w:rPr>
-              <w:t>}</w:t>
-            </w:r>
           </w:p>
         </w:tc>
         <w:tc>
           <w:tcPr>
             <w:tcW w:w="3157" w:type="dxa"/>
           </w:tcPr>
+          <w:p>
+            <w:pPr>
+              <w:jc w:val="center"/>
+              <w:rPr>
+                <w:szCs w:val="22"/>
+              </w:rPr>
+            </w:pPr>
+          </w:p>
           <w:p>
             <w:pPr>
               <w:jc w:val="center"/>
@@ -1626,7 +1796,6 @@
                 <w:sz w:val="22"/>
                 <w:szCs w:val="22"/>
               </w:rPr>
-              <w:lastRenderedPageBreak/>
               <w:t>SUGERENCIAS Y RECOMENDACIONES</w:t>
             </w:r>
           </w:p>

--- a/inventario/plantilla_acta.docx
+++ b/inventario/plantilla_acta.docx
@@ -50,10 +50,10 @@
         <w:tblLook w:val="04A0" w:firstRow="1" w:lastRow="0" w:firstColumn="1" w:lastColumn="0" w:noHBand="0" w:noVBand="1"/>
       </w:tblPr>
       <w:tblGrid>
-        <w:gridCol w:w="2317"/>
-        <w:gridCol w:w="3088"/>
-        <w:gridCol w:w="1919"/>
-        <w:gridCol w:w="3418"/>
+        <w:gridCol w:w="2253"/>
+        <w:gridCol w:w="2993"/>
+        <w:gridCol w:w="2157"/>
+        <w:gridCol w:w="3339"/>
       </w:tblGrid>
       <w:tr>
         <w:trPr>
@@ -116,26 +116,9 @@
           </w:tcPr>
           <w:p>
             <w:pPr>
-              <w:ind w:left="0"/>
-              <w:rPr>
-                <w:sz w:val="22"/>
-                <w:szCs w:val="22"/>
-              </w:rPr>
+              <w:pStyle w:val="Sinespaciado"/>
             </w:pPr>
-          </w:p>
-          <w:p>
-            <w:pPr>
-              <w:ind w:left="0"/>
-              <w:rPr>
-                <w:sz w:val="22"/>
-                <w:szCs w:val="22"/>
-              </w:rPr>
-            </w:pPr>
-            <w:r>
-              <w:rPr>
-                <w:sz w:val="22"/>
-                <w:szCs w:val="22"/>
-              </w:rPr>
+            <w:r>
               <w:t>Nombre y Apellido</w:t>
             </w:r>
           </w:p>
@@ -145,34 +128,9 @@
             <w:tcW w:w="3088" w:type="dxa"/>
           </w:tcPr>
           <w:p>
-            <w:pPr>
-              <w:ind w:left="0" w:right="0"/>
-              <w:rPr>
-                <w:szCs w:val="22"/>
-              </w:rPr>
-            </w:pPr>
-          </w:p>
-          <w:p>
-            <w:pPr>
-              <w:ind w:left="0" w:right="0"/>
-              <w:rPr>
-                <w:szCs w:val="22"/>
-              </w:rPr>
-            </w:pPr>
-            <w:r>
-              <w:rPr>
-                <w:szCs w:val="22"/>
-              </w:rPr>
+            <w:r>
               <w:t>{usuario}</w:t>
             </w:r>
-          </w:p>
-          <w:p>
-            <w:pPr>
-              <w:ind w:left="0" w:right="0"/>
-              <w:rPr>
-                <w:szCs w:val="22"/>
-              </w:rPr>
-            </w:pPr>
           </w:p>
         </w:tc>
         <w:tc>
@@ -181,34 +139,10 @@
             <w:shd w:val="clear" w:color="auto" w:fill="D9E2F3" w:themeFill="accent1" w:themeFillTint="33"/>
           </w:tcPr>
           <w:p>
-            <w:pPr>
-              <w:ind w:left="0"/>
-              <w:rPr>
-                <w:sz w:val="22"/>
-                <w:szCs w:val="22"/>
-              </w:rPr>
-            </w:pPr>
-          </w:p>
-          <w:p>
-            <w:pPr>
-              <w:ind w:left="0"/>
-              <w:rPr>
-                <w:sz w:val="22"/>
-                <w:szCs w:val="22"/>
-              </w:rPr>
-            </w:pPr>
-            <w:r>
-              <w:rPr>
-                <w:sz w:val="22"/>
-                <w:szCs w:val="22"/>
-              </w:rPr>
+            <w:r>
               <w:t>D</w:t>
             </w:r>
             <w:r>
-              <w:rPr>
-                <w:sz w:val="22"/>
-                <w:szCs w:val="22"/>
-              </w:rPr>
               <w:t>epartamento</w:t>
             </w:r>
           </w:p>
@@ -218,41 +152,13 @@
             <w:tcW w:w="3418" w:type="dxa"/>
           </w:tcPr>
           <w:p>
-            <w:pPr>
-              <w:ind w:left="0" w:right="0"/>
-              <w:rPr>
-                <w:sz w:val="22"/>
-                <w:szCs w:val="22"/>
-              </w:rPr>
-            </w:pPr>
-          </w:p>
-          <w:p>
-            <w:pPr>
-              <w:ind w:left="0" w:right="0"/>
-              <w:rPr>
-                <w:sz w:val="22"/>
-                <w:szCs w:val="22"/>
-              </w:rPr>
-            </w:pPr>
-            <w:r>
-              <w:rPr>
-                <w:sz w:val="22"/>
-                <w:szCs w:val="22"/>
-              </w:rPr>
+            <w:r>
               <w:t>{</w:t>
             </w:r>
             <w:r>
-              <w:rPr>
-                <w:sz w:val="22"/>
-                <w:szCs w:val="22"/>
-              </w:rPr>
               <w:t>departamento</w:t>
             </w:r>
             <w:r>
-              <w:rPr>
-                <w:sz w:val="22"/>
-                <w:szCs w:val="22"/>
-              </w:rPr>
               <w:t>}</w:t>
             </w:r>
           </w:p>
@@ -268,27 +174,7 @@
             <w:shd w:val="clear" w:color="auto" w:fill="D9E2F3" w:themeFill="accent1" w:themeFillTint="33"/>
           </w:tcPr>
           <w:p>
-            <w:pPr>
-              <w:ind w:left="0"/>
-              <w:rPr>
-                <w:sz w:val="22"/>
-                <w:szCs w:val="22"/>
-              </w:rPr>
-            </w:pPr>
-          </w:p>
-          <w:p>
-            <w:pPr>
-              <w:ind w:left="0"/>
-              <w:rPr>
-                <w:sz w:val="22"/>
-                <w:szCs w:val="22"/>
-              </w:rPr>
-            </w:pPr>
-            <w:r>
-              <w:rPr>
-                <w:sz w:val="22"/>
-                <w:szCs w:val="22"/>
-              </w:rPr>
+            <w:r>
               <w:t>Sede</w:t>
             </w:r>
           </w:p>
@@ -298,47 +184,15 @@
             <w:tcW w:w="3088" w:type="dxa"/>
           </w:tcPr>
           <w:p>
-            <w:pPr>
-              <w:ind w:left="0" w:right="0"/>
-              <w:rPr>
-                <w:szCs w:val="22"/>
-              </w:rPr>
-            </w:pPr>
-          </w:p>
-          <w:p>
-            <w:pPr>
-              <w:ind w:left="0" w:right="0"/>
-              <w:rPr>
-                <w:szCs w:val="22"/>
-              </w:rPr>
-            </w:pPr>
-            <w:r>
-              <w:rPr>
-                <w:szCs w:val="22"/>
-              </w:rPr>
+            <w:r>
               <w:t>{</w:t>
             </w:r>
             <w:r>
-              <w:rPr>
-                <w:szCs w:val="22"/>
-              </w:rPr>
               <w:t>sede</w:t>
             </w:r>
             <w:r>
-              <w:rPr>
-                <w:szCs w:val="22"/>
-              </w:rPr>
               <w:t>}</w:t>
             </w:r>
-          </w:p>
-          <w:p>
-            <w:pPr>
-              <w:ind w:left="0" w:right="0"/>
-              <w:rPr>
-                <w:sz w:val="22"/>
-                <w:szCs w:val="22"/>
-              </w:rPr>
-            </w:pPr>
           </w:p>
         </w:tc>
         <w:tc>
@@ -346,29 +200,13 @@
             <w:tcW w:w="1919" w:type="dxa"/>
             <w:shd w:val="clear" w:color="auto" w:fill="D9E2F3" w:themeFill="accent1" w:themeFillTint="33"/>
           </w:tcPr>
-          <w:p>
-            <w:pPr>
-              <w:ind w:left="0"/>
-              <w:rPr>
-                <w:sz w:val="22"/>
-                <w:szCs w:val="22"/>
-              </w:rPr>
-            </w:pPr>
-          </w:p>
+          <w:p/>
         </w:tc>
         <w:tc>
           <w:tcPr>
             <w:tcW w:w="3418" w:type="dxa"/>
           </w:tcPr>
-          <w:p>
-            <w:pPr>
-              <w:ind w:left="0"/>
-              <w:rPr>
-                <w:sz w:val="22"/>
-                <w:szCs w:val="22"/>
-              </w:rPr>
-            </w:pPr>
-          </w:p>
+          <w:p/>
         </w:tc>
       </w:tr>
     </w:tbl>
@@ -564,21 +402,7 @@
               <w:rPr>
                 <w:szCs w:val="22"/>
               </w:rPr>
-              <w:t xml:space="preserve">        </w:t>
-            </w:r>
-          </w:p>
-          <w:p>
-            <w:pPr>
-              <w:ind w:left="0"/>
-              <w:rPr>
-                <w:szCs w:val="22"/>
-              </w:rPr>
-            </w:pPr>
-            <w:r>
-              <w:rPr>
-                <w:szCs w:val="22"/>
-              </w:rPr>
-              <w:t xml:space="preserve">  </w:t>
+              <w:t xml:space="preserve">          </w:t>
             </w:r>
             <w:r>
               <w:rPr>
@@ -586,14 +410,6 @@
               </w:rPr>
               <w:t>{tipo}</w:t>
             </w:r>
-          </w:p>
-          <w:p>
-            <w:pPr>
-              <w:ind w:left="0"/>
-              <w:rPr>
-                <w:szCs w:val="22"/>
-              </w:rPr>
-            </w:pPr>
           </w:p>
         </w:tc>
         <w:tc>
@@ -616,23 +432,7 @@
                 <w:sz w:val="22"/>
                 <w:szCs w:val="22"/>
               </w:rPr>
-              <w:t xml:space="preserve">    </w:t>
-            </w:r>
-          </w:p>
-          <w:p>
-            <w:pPr>
-              <w:ind w:left="0" w:right="0"/>
-              <w:rPr>
-                <w:sz w:val="22"/>
-                <w:szCs w:val="22"/>
-              </w:rPr>
-            </w:pPr>
-            <w:r>
-              <w:rPr>
-                <w:sz w:val="22"/>
-                <w:szCs w:val="22"/>
-              </w:rPr>
-              <w:t xml:space="preserve"> </w:t>
+              <w:t xml:space="preserve">     </w:t>
             </w:r>
             <w:r>
               <w:rPr>
@@ -657,16 +457,6 @@
                 <w:rFonts w:ascii="Helvetica" w:eastAsia="Times New Roman" w:hAnsi="Helvetica" w:cs="Helvetica"/>
                 <w:sz w:val="18"/>
                 <w:szCs w:val="18"/>
-              </w:rPr>
-            </w:pPr>
-          </w:p>
-          <w:p>
-            <w:pPr>
-              <w:ind w:left="0" w:right="0"/>
-              <w:rPr>
-                <w:rFonts w:ascii="Helvetica" w:eastAsia="Times New Roman" w:hAnsi="Helvetica" w:cs="Helvetica"/>
-                <w:sz w:val="18"/>
-                <w:szCs w:val="18"/>
                 <w:lang w:val="es-VE"/>
               </w:rPr>
             </w:pPr>
@@ -698,21 +488,7 @@
               <w:rPr>
                 <w:szCs w:val="16"/>
               </w:rPr>
-              <w:t xml:space="preserve"> </w:t>
-            </w:r>
-          </w:p>
-          <w:p>
-            <w:pPr>
-              <w:ind w:left="0"/>
-              <w:rPr>
-                <w:szCs w:val="16"/>
-              </w:rPr>
-            </w:pPr>
-            <w:r>
-              <w:rPr>
-                <w:szCs w:val="16"/>
-              </w:rPr>
-              <w:t xml:space="preserve">     </w:t>
+              <w:t xml:space="preserve">             </w:t>
             </w:r>
             <w:r>
               <w:rPr>
@@ -835,21 +611,7 @@
               <w:rPr>
                 <w:szCs w:val="22"/>
               </w:rPr>
-              <w:t xml:space="preserve">    </w:t>
-            </w:r>
-          </w:p>
-          <w:p>
-            <w:pPr>
-              <w:ind w:left="0"/>
-              <w:rPr>
-                <w:szCs w:val="22"/>
-              </w:rPr>
-            </w:pPr>
-            <w:r>
-              <w:rPr>
-                <w:szCs w:val="22"/>
-              </w:rPr>
-              <w:t xml:space="preserve">    </w:t>
+              <w:t xml:space="preserve">        </w:t>
             </w:r>
             <w:r>
               <w:rPr>
@@ -871,14 +633,6 @@
               </w:rPr>
               <w:t>}</w:t>
             </w:r>
-          </w:p>
-          <w:p>
-            <w:pPr>
-              <w:ind w:left="0"/>
-              <w:rPr>
-                <w:szCs w:val="22"/>
-              </w:rPr>
-            </w:pPr>
           </w:p>
         </w:tc>
         <w:tc>
@@ -997,6 +751,12 @@
                 <w:szCs w:val="22"/>
               </w:rPr>
             </w:pPr>
+            <w:r>
+              <w:rPr>
+                <w:szCs w:val="22"/>
+              </w:rPr>
+              <w:t>Cargador</w:t>
+            </w:r>
           </w:p>
         </w:tc>
       </w:tr>
@@ -1013,16 +773,9 @@
               <w:ind w:left="0"/>
               <w:rPr>
                 <w:szCs w:val="22"/>
+                <w:lang w:val="en-US"/>
               </w:rPr>
             </w:pPr>
-          </w:p>
-          <w:p>
-            <w:pPr>
-              <w:ind w:left="0"/>
-              <w:rPr>
-                <w:szCs w:val="22"/>
-              </w:rPr>
-            </w:pPr>
             <w:r>
               <w:rPr>
                 <w:szCs w:val="22"/>
@@ -1043,29 +796,12 @@
               </w:rPr>
               <w:t>}</w:t>
             </w:r>
-          </w:p>
-          <w:p>
-            <w:pPr>
-              <w:ind w:left="0"/>
-              <w:rPr>
-                <w:szCs w:val="22"/>
-                <w:lang w:val="en-US"/>
-              </w:rPr>
-            </w:pPr>
           </w:p>
         </w:tc>
         <w:tc>
           <w:tcPr>
             <w:tcW w:w="3157" w:type="dxa"/>
           </w:tcPr>
-          <w:p>
-            <w:pPr>
-              <w:jc w:val="center"/>
-              <w:rPr>
-                <w:szCs w:val="22"/>
-              </w:rPr>
-            </w:pPr>
-          </w:p>
           <w:p>
             <w:pPr>
               <w:jc w:val="center"/>
@@ -1796,6 +1532,7 @@
                 <w:sz w:val="22"/>
                 <w:szCs w:val="22"/>
               </w:rPr>
+              <w:lastRenderedPageBreak/>
               <w:t>SUGERENCIAS Y RECOMENDACIONES</w:t>
             </w:r>
           </w:p>
